--- a/.ai-workflow/work/tasks/현장방문대비/30 관리 산출물/개발/md2docx/JSA-PF-ST-002_Git 브랜치 커밋 규칙.docx
+++ b/.ai-workflow/work/tasks/현장방문대비/30 관리 산출물/개발/md2docx/JSA-PF-ST-002_Git 브랜치 커밋 규칙.docx
@@ -2,7 +2,6 @@
 <file path=word/document.xml><?xml version="1.0" encoding="utf-8"?>
 <w:document xmlns:w="http://schemas.openxmlformats.org/wordprocessingml/2006/main" xmlns:m="http://schemas.openxmlformats.org/officeDocument/2006/math" xmlns:r="http://schemas.openxmlformats.org/officeDocument/2006/relationships" xmlns:o="urn:schemas-microsoft-com:office:office" xmlns:v="urn:schemas-microsoft-com:vml" xmlns:w10="urn:schemas-microsoft-com:office:word" xmlns:a="http://schemas.openxmlformats.org/drawingml/2006/main" xmlns:pic="http://schemas.openxmlformats.org/drawingml/2006/picture" xmlns:wp="http://schemas.openxmlformats.org/drawingml/2006/wordprocessingDrawing">
   <w:body>
-    <w:bookmarkStart w:id="17" w:name="git-브랜치-커밋-규칙"/>
     <w:p>
       <w:pPr>
         <w:pStyle w:val="Heading1"/>
@@ -199,7 +198,6 @@
         </w:tc>
       </w:tr>
     </w:tbl>
-    <w:bookmarkStart w:id="9" w:name="제개정-이력"/>
     <w:p>
       <w:pPr>
         <w:pStyle w:val="Heading2"/>
@@ -339,8 +337,6 @@
         </w:tc>
       </w:tr>
     </w:tbl>
-    <w:bookmarkEnd w:id="9"/>
-    <w:bookmarkStart w:id="10" w:name="X3392722c2d850f91ab36ea348f6da01e93f61c6"/>
     <w:p>
       <w:pPr>
         <w:pStyle w:val="Heading2"/>
@@ -887,8 +883,6 @@
         <w:t xml:space="preserve">작업 브랜치는 최신 기준 브랜치 위로 rebase 해 이력을 선형으로 유지한다. 다른 사람과 함께 쓰는 브랜치는 rebase 하지 않고 기준 브랜치의 변경을 merge 로 가져온다.</w:t>
       </w:r>
     </w:p>
-    <w:bookmarkEnd w:id="10"/>
-    <w:bookmarkStart w:id="11" w:name="X327d50231e551bf9bbbeac5d7775881ac6276ba"/>
     <w:p>
       <w:pPr>
         <w:pStyle w:val="Heading2"/>
@@ -1017,8 +1011,6 @@
         <w:t xml:space="preserve">).</w:t>
       </w:r>
     </w:p>
-    <w:bookmarkEnd w:id="11"/>
-    <w:bookmarkStart w:id="12" w:name="Xda211c3aaec0420bb4702a0790d22883bd66bd3"/>
     <w:p>
       <w:pPr>
         <w:pStyle w:val="Heading2"/>
@@ -1463,8 +1455,6 @@
         <w:t xml:space="preserve">커밋은 병합 전에 정리한다.</w:t>
       </w:r>
     </w:p>
-    <w:bookmarkEnd w:id="12"/>
-    <w:bookmarkStart w:id="13" w:name="X1a2cbe766f0ee495b40e0493f7da3dadd0f24fc"/>
     <w:p>
       <w:pPr>
         <w:pStyle w:val="Heading2"/>
@@ -1673,8 +1663,6 @@
         <w:t xml:space="preserve">만 쓴다. 작업 단위의 경계가 이력에 남고, 문제가 생기면 merge 커밋 하나를 revert 해 작업 단위로 되돌릴 수 있기 때문이다.</w:t>
       </w:r>
     </w:p>
-    <w:bookmarkEnd w:id="13"/>
-    <w:bookmarkStart w:id="14" w:name="X30613cb2c167c0221ae28d687b9c1dbaa9691c0"/>
     <w:p>
       <w:pPr>
         <w:pStyle w:val="Heading2"/>
@@ -2217,8 +2205,6 @@
         <w:t xml:space="preserve">.</w:t>
       </w:r>
     </w:p>
-    <w:bookmarkEnd w:id="14"/>
-    <w:bookmarkStart w:id="15" w:name="X6aa7df07f295c36a19a34da160a0d4ad1c35508"/>
     <w:p>
       <w:pPr>
         <w:pStyle w:val="Heading2"/>
@@ -2626,8 +2612,6 @@
         <w:t xml:space="preserve">과 어긋나는지 보는 자동 검사는 없다(2026-10-16 저장소 점검).</w:t>
       </w:r>
     </w:p>
-    <w:bookmarkEnd w:id="15"/>
-    <w:bookmarkStart w:id="16" w:name="X95e32578125f68242e87c4cfdcf0ca33e32fe41"/>
     <w:p>
       <w:pPr>
         <w:pStyle w:val="Heading2"/>
@@ -2747,8 +2731,6 @@
         <w:t xml:space="preserve">(gis-sass 저장소)</w:t>
       </w:r>
     </w:p>
-    <w:bookmarkEnd w:id="16"/>
-    <w:bookmarkEnd w:id="17"/>
     <w:sectPr>
       <w:footnotePr>
         <w:numRestart w:val="eachSect"/>

--- a/.ai-workflow/work/tasks/현장방문대비/30 관리 산출물/개발/md2docx/JSA-PF-ST-002_Git 브랜치 커밋 규칙.docx
+++ b/.ai-workflow/work/tasks/현장방문대비/30 관리 산출물/개발/md2docx/JSA-PF-ST-002_Git 브랜치 커밋 규칙.docx
@@ -175,24 +175,42 @@
               <w:pStyle w:val="Compact"/>
             </w:pPr>
             <w:r>
-              <w:t xml:space="preserve">작성자 / 승인자</w:t>
-            </w:r>
-          </w:p>
-        </w:tc>
-        <w:tc>
-          <w:tcPr/>
-          <w:p>
-            <w:pPr>
-              <w:pStyle w:val="Compact"/>
-            </w:pPr>
-            <w:r>
-              <w:t xml:space="preserve">개발팀 /</w:t>
-            </w:r>
-            <w:r>
-              <w:t xml:space="preserve"> </w:t>
-            </w:r>
-            <w:r>
-              <w:t xml:space="preserve">확인 필요</w:t>
+              <w:t xml:space="preserve">작성자</w:t>
+            </w:r>
+          </w:p>
+        </w:tc>
+        <w:tc>
+          <w:tcPr/>
+          <w:p>
+            <w:pPr>
+              <w:pStyle w:val="Compact"/>
+            </w:pPr>
+            <w:r>
+              <w:t xml:space="preserve">박가람</w:t>
+            </w:r>
+          </w:p>
+        </w:tc>
+      </w:tr>
+      <w:tr>
+        <w:tc>
+          <w:tcPr/>
+          <w:p>
+            <w:pPr>
+              <w:pStyle w:val="Compact"/>
+            </w:pPr>
+            <w:r>
+              <w:t xml:space="preserve">승인자</w:t>
+            </w:r>
+          </w:p>
+        </w:tc>
+        <w:tc>
+          <w:tcPr/>
+          <w:p>
+            <w:pPr>
+              <w:pStyle w:val="Compact"/>
+            </w:pPr>
+            <w:r>
+              <w:t xml:space="preserve">-</w:t>
             </w:r>
           </w:p>
         </w:tc>
@@ -320,18 +338,18 @@
               <w:pStyle w:val="Compact"/>
             </w:pPr>
             <w:r>
-              <w:t xml:space="preserve">개발팀</w:t>
-            </w:r>
-          </w:p>
-        </w:tc>
-        <w:tc>
-          <w:tcPr/>
-          <w:p>
-            <w:pPr>
-              <w:pStyle w:val="Compact"/>
-            </w:pPr>
-            <w:r>
-              <w:t xml:space="preserve">확인 필요</w:t>
+              <w:t xml:space="preserve">박가람</w:t>
+            </w:r>
+          </w:p>
+        </w:tc>
+        <w:tc>
+          <w:tcPr/>
+          <w:p>
+            <w:pPr>
+              <w:pStyle w:val="Compact"/>
+            </w:pPr>
+            <w:r>
+              <w:t xml:space="preserve">-</w:t>
             </w:r>
           </w:p>
         </w:tc>
@@ -421,7 +439,7 @@
               <w:pStyle w:val="Compact"/>
             </w:pPr>
             <w:r>
-              <w:t xml:space="preserve">배포된 안정 버전만(규칙). 릴리스 태그(</w:t>
+              <w:t xml:space="preserve">배포된 안정 버전만. 릴리스 태그(</w:t>
             </w:r>
             <w:r>
               <w:rPr>
@@ -779,70 +797,7 @@
         <w:pStyle w:val="BodyText"/>
       </w:pPr>
       <w:r>
-        <w:t xml:space="preserve">현황(2026-10-16 확인): 위 표는 규칙이며 실제 main 은 이와 다르다. main 은 첫 릴리스 때(2026-09-17, PR #37) 처음 만들었고, 현재 끝(</w:t>
-      </w:r>
-      <w:r>
-        <w:rPr>
-          <w:rStyle w:val="VerbatimChar"/>
-        </w:rPr>
-        <w:t xml:space="preserve">b107cba</w:t>
-      </w:r>
-      <w:r>
-        <w:t xml:space="preserve">)은</w:t>
-      </w:r>
-      <w:r>
-        <w:t xml:space="preserve"> </w:t>
-      </w:r>
-      <w:r>
-        <w:rPr>
-          <w:rStyle w:val="VerbatimChar"/>
-        </w:rPr>
-        <w:t xml:space="preserve">v0.1.0</w:t>
-      </w:r>
-      <w:r>
-        <w:t xml:space="preserve"> </w:t>
-      </w:r>
-      <w:r>
-        <w:t xml:space="preserve">태그(</w:t>
-      </w:r>
-      <w:r>
-        <w:rPr>
-          <w:rStyle w:val="VerbatimChar"/>
-        </w:rPr>
-        <w:t xml:space="preserve">1fd1e88</w:t>
-      </w:r>
-      <w:r>
-        <w:t xml:space="preserve">)보다 56커밋 앞서 있다. 변경 371개 파일 대부분은 문서이고,</w:t>
-      </w:r>
-      <w:r>
-        <w:t xml:space="preserve"> </w:t>
-      </w:r>
-      <w:r>
-        <w:rPr>
-          <w:rStyle w:val="VerbatimChar"/>
-        </w:rPr>
-        <w:t xml:space="preserve">v0.1.0</w:t>
-      </w:r>
-      <w:r>
-        <w:t xml:space="preserve"> </w:t>
-      </w:r>
-      <w:r>
-        <w:t xml:space="preserve">이후 main 의 first-parent 커밋 28건은 모두 PR 병합 커밋이 아니다. 2026-09-18 에는 릴리스가 아닌 태그</w:t>
-      </w:r>
-      <w:r>
-        <w:t xml:space="preserve"> </w:t>
-      </w:r>
-      <w:r>
-        <w:rPr>
-          <w:rStyle w:val="VerbatimChar"/>
-        </w:rPr>
-        <w:t xml:space="preserve">260918-중간보고</w:t>
-      </w:r>
-      <w:r>
-        <w:t xml:space="preserve"> </w:t>
-      </w:r>
-      <w:r>
-        <w:t xml:space="preserve">가 main 이력의 병합 커밋에 붙었다. 브랜치 보호를 쓸 수 없어(5절) 직접 push 를 기계적으로 막지 못한다. 따라서 릴리스 기준은 main 의 끝이 아니라</w:t>
+        <w:t xml:space="preserve">릴리스 기준은</w:t>
       </w:r>
       <w:r>
         <w:t xml:space="preserve"> </w:t>
@@ -857,7 +812,7 @@
         <w:t xml:space="preserve"> </w:t>
       </w:r>
       <w:r>
-        <w:t xml:space="preserve">태그다. 설계상 운영 배포는 main 의</w:t>
+        <w:t xml:space="preserve">태그다. 운영 배포는 main 의</w:t>
       </w:r>
       <w:r>
         <w:t xml:space="preserve"> </w:t>
@@ -872,7 +827,7 @@
         <w:t xml:space="preserve"> </w:t>
       </w:r>
       <w:r>
-        <w:t xml:space="preserve">태그, 개발 클러스터 배포는 develop 병합이 기준이다(ADR-2026-08-11.03). 배포 자동화는 아직 없다(T089, todo).</w:t>
+        <w:t xml:space="preserve">태그, 개발 클러스터 배포는 develop 병합이 기준이다(ADR-2026-08-11.03).</w:t>
       </w:r>
     </w:p>
     <w:p>
@@ -984,19 +939,7 @@
         <w:pStyle w:val="FirstParagraph"/>
       </w:pPr>
       <w:r>
-        <w:t xml:space="preserve">실제 작업 브랜치는 설명에 작업 일자와 Task ID 를 함께 적는 관례가 있다(예:</w:t>
-      </w:r>
-      <w:r>
-        <w:t xml:space="preserve"> </w:t>
-      </w:r>
-      <w:r>
-        <w:rPr>
-          <w:rStyle w:val="VerbatimChar"/>
-        </w:rPr>
-        <w:t xml:space="preserve">chore/20260926/t096-squash-merge-guard</w:t>
-      </w:r>
-      <w:r>
-        <w:t xml:space="preserve">,</w:t>
+        <w:t xml:space="preserve">작업 브랜치는 설명 앞에 작업 일자를 붙이는 관례가 있다(예:</w:t>
       </w:r>
       <w:r>
         <w:t xml:space="preserve"> </w:t>
@@ -1472,7 +1415,7 @@
         </w:numPr>
       </w:pPr>
       <w:r>
-        <w:t xml:space="preserve">제목·본문 양식: 제목은 커밋 메시지와 같은 Conventional Commits 형식이다. 본문 양식(PR 템플릿)은 현재 저장소에 파일로 없다(JSA-PF-ST-003 참조).</w:t>
+        <w:t xml:space="preserve">제목·본문 양식: 제목은 커밋 메시지와 같은 Conventional Commits 형식이다. 본문은 JSA-PF-ST-003 1절을 따른다.</w:t>
       </w:r>
     </w:p>
     <w:p>
@@ -1484,7 +1427,7 @@
         </w:numPr>
       </w:pPr>
       <w:r>
-        <w:t xml:space="preserve">모든 머지는 PR 을 거치는 것이 규칙이다(혼자 작업해도 마찬가지). 이 규칙은 저장소 설정으로 강제되지 않는다(5절). 한 PR 은 한 가지 목적만 갖고, 리팩토링과 기능 변경을 섞지 않는다. 크기는 "한 번의 셀프 리뷰 세션에서 전부 이해하고 검증할 수 있는 단위"를 기준으로 한다.</w:t>
+        <w:t xml:space="preserve">모든 머지는 PR 을 거치는 것이 규칙이다(혼자 작업해도 마찬가지). 한 PR 은 한 가지 목적만 갖고, 리팩토링과 기능 변경을 섞지 않는다. 크기는 "한 번의 셀프 리뷰 세션에서 전부 이해하고 검증할 수 있는 단위"를 기준으로 한다.</w:t>
       </w:r>
     </w:p>
     <w:p>
@@ -1509,13 +1452,7 @@
         <w:t xml:space="preserve">셀프 리뷰</w:t>
       </w:r>
       <w:r>
-        <w:t xml:space="preserve">(diff 를 처음부터 끝까지 다시 읽기)를 머지 조건으로 정한다. 별도 승인자 수는 규칙 문서에 없다(</w:t>
-      </w:r>
-      <w:r>
-        <w:t xml:space="preserve">확인 필요</w:t>
-      </w:r>
-      <w:r>
-        <w:t xml:space="preserve">).</w:t>
+        <w:t xml:space="preserve">(diff 를 처음부터 끝까지 다시 읽기)를 머지 조건으로 정한다.</w:t>
       </w:r>
     </w:p>
     <w:p>
@@ -1578,28 +1515,7 @@
         <w:t xml:space="preserve"> </w:t>
       </w:r>
       <w:r>
-        <w:t xml:space="preserve">태그)마다 자동 실행되지만, 브랜치 보호를 쓸 수 없어(5절) 실패한 CI 의 머지를 시스템이 막지 못한다(예: PR #78 은</w:t>
-      </w:r>
-      <w:r>
-        <w:t xml:space="preserve"> </w:t>
-      </w:r>
-      <w:r>
-        <w:rPr>
-          <w:rStyle w:val="VerbatimChar"/>
-        </w:rPr>
-        <w:t xml:space="preserve">docs</w:t>
-      </w:r>
-      <w:r>
-        <w:t xml:space="preserve"> </w:t>
-      </w:r>
-      <w:r>
-        <w:t xml:space="preserve">잡이 실패한 채 2026-10-13 머지됨). CI 통과 확인은 머지하는 사람이 직접 하며, 확인 방법·책임자는 규칙 문서에 없다(</w:t>
-      </w:r>
-      <w:r>
-        <w:t xml:space="preserve">확인 필요</w:t>
-      </w:r>
-      <w:r>
-        <w:t xml:space="preserve">). 린트는 마크다운·Helm 차트에만 있고 코드 린터는 아직 없다(JSA-PF-ST-001 2절).</w:t>
+        <w:t xml:space="preserve">태그)마다 자동 실행된다.</w:t>
       </w:r>
     </w:p>
     <w:p>
@@ -1716,55 +1632,7 @@
         <w:t xml:space="preserve"> </w:t>
       </w:r>
       <w:r>
-        <w:t xml:space="preserve">에 직접 push 하지 않는다(PR 경유). 이 금지는 시스템이 막지 못한다.</w:t>
-      </w:r>
-      <w:r>
-        <w:t xml:space="preserve"> </w:t>
-      </w:r>
-      <w:r>
-        <w:rPr>
-          <w:rStyle w:val="VerbatimChar"/>
-        </w:rPr>
-        <w:t xml:space="preserve">main</w:t>
-      </w:r>
-      <w:r>
-        <w:t xml:space="preserve">·</w:t>
-      </w:r>
-      <w:r>
-        <w:rPr>
-          <w:rStyle w:val="VerbatimChar"/>
-        </w:rPr>
-        <w:t xml:space="preserve">develop</w:t>
-      </w:r>
-      <w:r>
-        <w:t xml:space="preserve"> </w:t>
-      </w:r>
-      <w:r>
-        <w:t xml:space="preserve">에는 GitHub 보호 설정이 없고(현재 조직 플랜에서 branch protection·ruleset 사용 불가),</w:t>
-      </w:r>
-      <w:r>
-        <w:t xml:space="preserve"> </w:t>
-      </w:r>
-      <w:r>
-        <w:rPr>
-          <w:rStyle w:val="VerbatimChar"/>
-        </w:rPr>
-        <w:t xml:space="preserve">lint-git</w:t>
-      </w:r>
-      <w:r>
-        <w:t xml:space="preserve"> </w:t>
-      </w:r>
-      <w:r>
-        <w:t xml:space="preserve">은 GitHub 가 만든 squash·rebase 커밋만 검사해 사람이 직접 push 한 커밋은 잡지 못한다. 규칙과 달리 PR 없이 반영된 이력이 있다(T096 진행 기록, 2026-09-26). 준수·강제 방안은</w:t>
-      </w:r>
-      <w:r>
-        <w:t xml:space="preserve"> </w:t>
-      </w:r>
-      <w:r>
-        <w:t xml:space="preserve">확인 필요</w:t>
-      </w:r>
-      <w:r>
-        <w:t xml:space="preserve">.</w:t>
+        <w:t xml:space="preserve">에 직접 push 하지 않는다(PR 경유).</w:t>
       </w:r>
     </w:p>
     <w:p>
@@ -1893,7 +1761,7 @@
         <w:t xml:space="preserve"> </w:t>
       </w:r>
       <w:r>
-        <w:t xml:space="preserve">만 켜고 squash·rebase 병합은 끈다(2026-10-16 확인).</w:t>
+        <w:t xml:space="preserve">만 켜고 squash·rebase 병합은 끈다.</w:t>
       </w:r>
     </w:p>
     <w:p>
@@ -1965,79 +1833,7 @@
         <w:t xml:space="preserve">noreply@github.com</w:t>
       </w:r>
       <w:r>
-        <w:t xml:space="preserve">) 부모 1개 커밋을 찾아 실패시킨다(사후 검출). 로컬에서 만들어 push 한 커밋은 committer 가 사람이라 걸리지 않는다.</w:t>
-      </w:r>
-    </w:p>
-    <w:p>
-      <w:pPr>
-        <w:pStyle w:val="Compact"/>
-        <w:numPr>
-          <w:ilvl w:val="1"/>
-          <w:numId w:val="1005"/>
-        </w:numPr>
-      </w:pPr>
-      <w:r>
-        <w:t xml:space="preserve">branch protection·ruleset 은 조직 플랜(GitHub Free)과 private 저장소 조건 때문에 사용할 수 없다(2026-09-26 확인, T096).</w:t>
-      </w:r>
-    </w:p>
-    <w:p>
-      <w:pPr>
-        <w:pStyle w:val="Compact"/>
-        <w:numPr>
-          <w:ilvl w:val="1"/>
-          <w:numId w:val="1005"/>
-        </w:numPr>
-      </w:pPr>
-      <w:r>
-        <w:t xml:space="preserve">잔존 위반 1건: 2026-09-02 에 PR #7(</w:t>
-      </w:r>
-      <w:r>
-        <w:rPr>
-          <w:rStyle w:val="VerbatimChar"/>
-        </w:rPr>
-        <w:t xml:space="preserve">aa432f2</w:t>
-      </w:r>
-      <w:r>
-        <w:t xml:space="preserve">)이 squash 로 병합되어</w:t>
-      </w:r>
-      <w:r>
-        <w:t xml:space="preserve"> </w:t>
-      </w:r>
-      <w:r>
-        <w:rPr>
-          <w:rStyle w:val="VerbatimChar"/>
-        </w:rPr>
-        <w:t xml:space="preserve">develop</w:t>
-      </w:r>
-      <w:r>
-        <w:t xml:space="preserve">·</w:t>
-      </w:r>
-      <w:r>
-        <w:rPr>
-          <w:rStyle w:val="VerbatimChar"/>
-        </w:rPr>
-        <w:t xml:space="preserve">main</w:t>
-      </w:r>
-      <w:r>
-        <w:t xml:space="preserve"> </w:t>
-      </w:r>
-      <w:r>
-        <w:t xml:space="preserve">의 first-parent 이력(태그</w:t>
-      </w:r>
-      <w:r>
-        <w:t xml:space="preserve"> </w:t>
-      </w:r>
-      <w:r>
-        <w:rPr>
-          <w:rStyle w:val="VerbatimChar"/>
-        </w:rPr>
-        <w:t xml:space="preserve">v0.1.0</w:t>
-      </w:r>
-      <w:r>
-        <w:t xml:space="preserve"> </w:t>
-      </w:r>
-      <w:r>
-        <w:t xml:space="preserve">포함)에 남아 있다. 위 1·2 는 이 건을 다루지 않는다. 정리 방법인 이력 재작성(force push)은 위 둘째 항목과 충돌하므로 팀 합의 후에만 하며 보류 중이다(T096 결정 B).</w:t>
+        <w:t xml:space="preserve">) 부모 1개 커밋을 찾아 실패시킨다(사후 검출).</w:t>
       </w:r>
     </w:p>
     <w:p>
@@ -2079,22 +1875,7 @@
         </w:numPr>
       </w:pPr>
       <w:r>
-        <w:t xml:space="preserve">평문 비밀값(운영 키·비밀번호·토큰)은 저장소에 커밋하지 않는다.</w:t>
-      </w:r>
-      <w:r>
-        <w:t xml:space="preserve"> </w:t>
-      </w:r>
-      <w:r>
-        <w:rPr>
-          <w:rStyle w:val="VerbatimChar"/>
-        </w:rPr>
-        <w:t xml:space="preserve">docs/rules/git</w:t>
-      </w:r>
-      <w:r>
-        <w:t xml:space="preserve"> </w:t>
-      </w:r>
-      <w:r>
-        <w:t xml:space="preserve">에는 없는 항목이며 배포·환경 문서가 정한다. chart 는 평문 Secret 을 두지 않고(</w:t>
+        <w:t xml:space="preserve">평문 비밀값(운영 키·비밀번호·토큰)은 저장소에 커밋하지 않는다. chart 는 평문 Secret 을 두지 않고(</w:t>
       </w:r>
       <w:r>
         <w:rPr>
@@ -2106,7 +1887,7 @@
         <w:t xml:space="preserve"> </w:t>
       </w:r>
       <w:r>
-        <w:t xml:space="preserve">5절), 개발·운영은 암호문(SealedSecret)만 커밋하기로 했으며(ADR-2026-09-26.01, 도입은 T093 진행 중),</w:t>
+        <w:t xml:space="preserve">5절), 개발·운영은 암호문(SealedSecret)만 커밋하기로 했으며(ADR-2026-09-26.01),</w:t>
       </w:r>
       <w:r>
         <w:t xml:space="preserve"> </w:t>
@@ -2178,31 +1959,7 @@
         <w:t xml:space="preserve">.env.test.example</w:t>
       </w:r>
       <w:r>
-        <w:t xml:space="preserve">, 시드 계정)은 '운영 사용 금지'로 표시해 커밋되어 있다. 시크릿 스캔 같은 자동 검사는 이 저장소의 CI·커밋 훅에 없다(2026-10-16 저장소 점검.</w:t>
-      </w:r>
-      <w:r>
-        <w:t xml:space="preserve"> </w:t>
-      </w:r>
-      <w:r>
-        <w:rPr>
-          <w:rStyle w:val="VerbatimChar"/>
-        </w:rPr>
-        <w:t xml:space="preserve">dev0</w:t>
-      </w:r>
-      <w:r>
-        <w:t xml:space="preserve"> </w:t>
-      </w:r>
-      <w:r>
-        <w:t xml:space="preserve">저장소는 커밋 훅에서 gitleaks 를 돌린다). 규칙 문서로 올릴지는</w:t>
-      </w:r>
-      <w:r>
-        <w:t xml:space="preserve"> </w:t>
-      </w:r>
-      <w:r>
-        <w:t xml:space="preserve">확인 필요</w:t>
-      </w:r>
-      <w:r>
-        <w:t xml:space="preserve">.</w:t>
+        <w:t xml:space="preserve">, 시드 계정)은 '운영 사용 금지'로 표시해 커밋되어 있다.</w:t>
       </w:r>
     </w:p>
     <w:p>
@@ -2211,6 +1968,320 @@
       </w:pPr>
       <w:r>
         <w:t xml:space="preserve">6. 버전·릴리스</w:t>
+      </w:r>
+    </w:p>
+    <w:p>
+      <w:pPr>
+        <w:pStyle w:val="Compact"/>
+        <w:numPr>
+          <w:ilvl w:val="0"/>
+          <w:numId w:val="1005"/>
+        </w:numPr>
+      </w:pPr>
+      <w:r>
+        <w:t xml:space="preserve">버전은 SemVer(</w:t>
+      </w:r>
+      <w:r>
+        <w:rPr>
+          <w:rStyle w:val="VerbatimChar"/>
+        </w:rPr>
+        <w:t xml:space="preserve">MAJOR.MINOR.PATCH</w:t>
+      </w:r>
+      <w:r>
+        <w:t xml:space="preserve">)이며 커밋 타입과 연결된다(</w:t>
+      </w:r>
+      <w:r>
+        <w:rPr>
+          <w:rStyle w:val="VerbatimChar"/>
+        </w:rPr>
+        <w:t xml:space="preserve">!</w:t>
+      </w:r>
+      <w:r>
+        <w:t xml:space="preserve"> </w:t>
+      </w:r>
+      <w:r>
+        <w:t xml:space="preserve">→ MAJOR,</w:t>
+      </w:r>
+      <w:r>
+        <w:t xml:space="preserve"> </w:t>
+      </w:r>
+      <w:r>
+        <w:rPr>
+          <w:rStyle w:val="VerbatimChar"/>
+        </w:rPr>
+        <w:t xml:space="preserve">feat</w:t>
+      </w:r>
+      <w:r>
+        <w:t xml:space="preserve"> </w:t>
+      </w:r>
+      <w:r>
+        <w:t xml:space="preserve">→ MINOR,</w:t>
+      </w:r>
+      <w:r>
+        <w:t xml:space="preserve"> </w:t>
+      </w:r>
+      <w:r>
+        <w:rPr>
+          <w:rStyle w:val="VerbatimChar"/>
+        </w:rPr>
+        <w:t xml:space="preserve">fix</w:t>
+      </w:r>
+      <w:r>
+        <w:t xml:space="preserve"> </w:t>
+      </w:r>
+      <w:r>
+        <w:t xml:space="preserve">→ PATCH).</w:t>
+      </w:r>
+    </w:p>
+    <w:p>
+      <w:pPr>
+        <w:pStyle w:val="Compact"/>
+        <w:numPr>
+          <w:ilvl w:val="0"/>
+          <w:numId w:val="1005"/>
+        </w:numPr>
+      </w:pPr>
+      <w:r>
+        <w:t xml:space="preserve">릴리스 절차:</w:t>
+      </w:r>
+      <w:r>
+        <w:t xml:space="preserve"> </w:t>
+      </w:r>
+      <w:r>
+        <w:rPr>
+          <w:rStyle w:val="VerbatimChar"/>
+        </w:rPr>
+        <w:t xml:space="preserve">develop</w:t>
+      </w:r>
+      <w:r>
+        <w:t xml:space="preserve"> </w:t>
+      </w:r>
+      <w:r>
+        <w:t xml:space="preserve">에서</w:t>
+      </w:r>
+      <w:r>
+        <w:t xml:space="preserve"> </w:t>
+      </w:r>
+      <w:r>
+        <w:rPr>
+          <w:rStyle w:val="VerbatimChar"/>
+        </w:rPr>
+        <w:t xml:space="preserve">release/x.y.z</w:t>
+      </w:r>
+      <w:r>
+        <w:t xml:space="preserve"> </w:t>
+      </w:r>
+      <w:r>
+        <w:t xml:space="preserve">분기 → 버전 반영·점검 →</w:t>
+      </w:r>
+      <w:r>
+        <w:t xml:space="preserve"> </w:t>
+      </w:r>
+      <w:r>
+        <w:rPr>
+          <w:rStyle w:val="VerbatimChar"/>
+        </w:rPr>
+        <w:t xml:space="preserve">main</w:t>
+      </w:r>
+      <w:r>
+        <w:t xml:space="preserve"> </w:t>
+      </w:r>
+      <w:r>
+        <w:t xml:space="preserve">으로</w:t>
+      </w:r>
+      <w:r>
+        <w:t xml:space="preserve"> </w:t>
+      </w:r>
+      <w:r>
+        <w:rPr>
+          <w:rStyle w:val="VerbatimChar"/>
+        </w:rPr>
+        <w:t xml:space="preserve">--no-ff</w:t>
+      </w:r>
+      <w:r>
+        <w:t xml:space="preserve"> </w:t>
+      </w:r>
+      <w:r>
+        <w:t xml:space="preserve">병합 후</w:t>
+      </w:r>
+      <w:r>
+        <w:t xml:space="preserve"> </w:t>
+      </w:r>
+      <w:r>
+        <w:rPr>
+          <w:rStyle w:val="VerbatimChar"/>
+        </w:rPr>
+        <w:t xml:space="preserve">vx.y.z</w:t>
+      </w:r>
+      <w:r>
+        <w:t xml:space="preserve"> </w:t>
+      </w:r>
+      <w:r>
+        <w:t xml:space="preserve">태그 →</w:t>
+      </w:r>
+      <w:r>
+        <w:t xml:space="preserve"> </w:t>
+      </w:r>
+      <w:r>
+        <w:rPr>
+          <w:rStyle w:val="VerbatimChar"/>
+        </w:rPr>
+        <w:t xml:space="preserve">develop</w:t>
+      </w:r>
+      <w:r>
+        <w:t xml:space="preserve"> </w:t>
+      </w:r>
+      <w:r>
+        <w:t xml:space="preserve">에도 병합. hotfix 도 같은 방식이다.</w:t>
+      </w:r>
+    </w:p>
+    <w:p>
+      <w:pPr>
+        <w:pStyle w:val="Compact"/>
+        <w:numPr>
+          <w:ilvl w:val="0"/>
+          <w:numId w:val="1005"/>
+        </w:numPr>
+      </w:pPr>
+      <w:r>
+        <w:t xml:space="preserve">첫 릴리스</w:t>
+      </w:r>
+      <w:r>
+        <w:t xml:space="preserve"> </w:t>
+      </w:r>
+      <w:r>
+        <w:rPr>
+          <w:rStyle w:val="VerbatimChar"/>
+        </w:rPr>
+        <w:t xml:space="preserve">v0.1.0</w:t>
+      </w:r>
+      <w:r>
+        <w:t xml:space="preserve"> </w:t>
+      </w:r>
+      <w:r>
+        <w:t xml:space="preserve">은 2026-09-17 에 발행했다(태그와 GitHub Release). 버전의 기준은 저장소 루트</w:t>
+      </w:r>
+      <w:r>
+        <w:t xml:space="preserve"> </w:t>
+      </w:r>
+      <w:r>
+        <w:rPr>
+          <w:rStyle w:val="VerbatimChar"/>
+        </w:rPr>
+        <w:t xml:space="preserve">VERSION</w:t>
+      </w:r>
+      <w:r>
+        <w:t xml:space="preserve"> </w:t>
+      </w:r>
+      <w:r>
+        <w:t xml:space="preserve">파일이며 API 빌드(</w:t>
+      </w:r>
+      <w:r>
+        <w:rPr>
+          <w:rStyle w:val="VerbatimChar"/>
+        </w:rPr>
+        <w:t xml:space="preserve">apps/customer/api</w:t>
+      </w:r>
+      <w:r>
+        <w:t xml:space="preserve">·</w:t>
+      </w:r>
+      <w:r>
+        <w:rPr>
+          <w:rStyle w:val="VerbatimChar"/>
+        </w:rPr>
+        <w:t xml:space="preserve">apps/admin/api</w:t>
+      </w:r>
+      <w:r>
+        <w:t xml:space="preserve"> </w:t>
+      </w:r>
+      <w:r>
+        <w:t xml:space="preserve">의</w:t>
+      </w:r>
+      <w:r>
+        <w:t xml:space="preserve"> </w:t>
+      </w:r>
+      <w:r>
+        <w:rPr>
+          <w:rStyle w:val="VerbatimChar"/>
+        </w:rPr>
+        <w:t xml:space="preserve">build.gradle.kts</w:t>
+      </w:r>
+      <w:r>
+        <w:t xml:space="preserve">)가 이 값을 읽는다. Helm chart 의</w:t>
+      </w:r>
+      <w:r>
+        <w:t xml:space="preserve"> </w:t>
+      </w:r>
+      <w:r>
+        <w:rPr>
+          <w:rStyle w:val="VerbatimChar"/>
+        </w:rPr>
+        <w:t xml:space="preserve">Chart.yaml</w:t>
+      </w:r>
+      <w:r>
+        <w:t xml:space="preserve"> </w:t>
+      </w:r>
+      <w:r>
+        <w:rPr>
+          <w:rStyle w:val="VerbatimChar"/>
+        </w:rPr>
+        <w:t xml:space="preserve">version</w:t>
+      </w:r>
+      <w:r>
+        <w:t xml:space="preserve">·</w:t>
+      </w:r>
+      <w:r>
+        <w:rPr>
+          <w:rStyle w:val="VerbatimChar"/>
+        </w:rPr>
+        <w:t xml:space="preserve">appVersion</w:t>
+      </w:r>
+      <w:r>
+        <w:t xml:space="preserve"> </w:t>
+      </w:r>
+      <w:r>
+        <w:t xml:space="preserve">은 릴리스 때 같은 값으로 맞추고(</w:t>
+      </w:r>
+      <w:r>
+        <w:rPr>
+          <w:rStyle w:val="VerbatimChar"/>
+        </w:rPr>
+        <w:t xml:space="preserve">deploy/charts/gis/README.md</w:t>
+      </w:r>
+      <w:r>
+        <w:t xml:space="preserve">), 이미지의</w:t>
+      </w:r>
+      <w:r>
+        <w:t xml:space="preserve"> </w:t>
+      </w:r>
+      <w:r>
+        <w:rPr>
+          <w:rStyle w:val="VerbatimChar"/>
+        </w:rPr>
+        <w:t xml:space="preserve">vX.Y.Z</w:t>
+      </w:r>
+      <w:r>
+        <w:t xml:space="preserve"> </w:t>
+      </w:r>
+      <w:r>
+        <w:t xml:space="preserve">태그는 푸시한 Git 태그에서 만들어진다(</w:t>
+      </w:r>
+      <w:r>
+        <w:rPr>
+          <w:rStyle w:val="VerbatimChar"/>
+        </w:rPr>
+        <w:t xml:space="preserve">build-push.yml</w:t>
+      </w:r>
+      <w:r>
+        <w:t xml:space="preserve">).</w:t>
+      </w:r>
+    </w:p>
+    <w:p>
+      <w:pPr>
+        <w:pStyle w:val="Heading2"/>
+      </w:pPr>
+      <w:r>
+        <w:t xml:space="preserve">7. 근거 자료</w:t>
       </w:r>
     </w:p>
     <w:p>
@@ -2222,58 +2293,40 @@
         </w:numPr>
       </w:pPr>
       <w:r>
-        <w:t xml:space="preserve">버전은 SemVer(</w:t>
-      </w:r>
-      <w:r>
-        <w:rPr>
-          <w:rStyle w:val="VerbatimChar"/>
-        </w:rPr>
-        <w:t xml:space="preserve">MAJOR.MINOR.PATCH</w:t>
-      </w:r>
-      <w:r>
-        <w:t xml:space="preserve">)이며 커밋 타입과 연결된다(</w:t>
-      </w:r>
-      <w:r>
-        <w:rPr>
-          <w:rStyle w:val="VerbatimChar"/>
-        </w:rPr>
-        <w:t xml:space="preserve">!</w:t>
-      </w:r>
-      <w:r>
-        <w:t xml:space="preserve"> </w:t>
-      </w:r>
-      <w:r>
-        <w:t xml:space="preserve">→ MAJOR,</w:t>
-      </w:r>
-      <w:r>
-        <w:t xml:space="preserve"> </w:t>
-      </w:r>
-      <w:r>
-        <w:rPr>
-          <w:rStyle w:val="VerbatimChar"/>
-        </w:rPr>
-        <w:t xml:space="preserve">feat</w:t>
-      </w:r>
-      <w:r>
-        <w:t xml:space="preserve"> </w:t>
-      </w:r>
-      <w:r>
-        <w:t xml:space="preserve">→ MINOR,</w:t>
-      </w:r>
-      <w:r>
-        <w:t xml:space="preserve"> </w:t>
-      </w:r>
-      <w:r>
-        <w:rPr>
-          <w:rStyle w:val="VerbatimChar"/>
-        </w:rPr>
-        <w:t xml:space="preserve">fix</w:t>
-      </w:r>
-      <w:r>
-        <w:t xml:space="preserve"> </w:t>
-      </w:r>
-      <w:r>
-        <w:t xml:space="preserve">→ PATCH).</w:t>
+        <w:rPr>
+          <w:rStyle w:val="VerbatimChar"/>
+        </w:rPr>
+        <w:t xml:space="preserve">docs/rules/git/branch.md</w:t>
+      </w:r>
+      <w:r>
+        <w:t xml:space="preserve">,</w:t>
+      </w:r>
+      <w:r>
+        <w:t xml:space="preserve"> </w:t>
+      </w:r>
+      <w:r>
+        <w:rPr>
+          <w:rStyle w:val="VerbatimChar"/>
+        </w:rPr>
+        <w:t xml:space="preserve">commit-message.md</w:t>
+      </w:r>
+      <w:r>
+        <w:t xml:space="preserve">,</w:t>
+      </w:r>
+      <w:r>
+        <w:t xml:space="preserve"> </w:t>
+      </w:r>
+      <w:r>
+        <w:rPr>
+          <w:rStyle w:val="VerbatimChar"/>
+        </w:rPr>
+        <w:t xml:space="preserve">commit.md</w:t>
+      </w:r>
+      <w:r>
+        <w:t xml:space="preserve"> </w:t>
+      </w:r>
+      <w:r>
+        <w:t xml:space="preserve">(gis-sass 저장소, 2026-07-26 확정)</w:t>
       </w:r>
     </w:p>
     <w:p>
@@ -2285,97 +2338,28 @@
         </w:numPr>
       </w:pPr>
       <w:r>
-        <w:t xml:space="preserve">릴리스 절차:</w:t>
-      </w:r>
-      <w:r>
-        <w:t xml:space="preserve"> </w:t>
-      </w:r>
-      <w:r>
-        <w:rPr>
-          <w:rStyle w:val="VerbatimChar"/>
-        </w:rPr>
-        <w:t xml:space="preserve">develop</w:t>
-      </w:r>
-      <w:r>
-        <w:t xml:space="preserve"> </w:t>
-      </w:r>
-      <w:r>
-        <w:t xml:space="preserve">에서</w:t>
-      </w:r>
-      <w:r>
-        <w:t xml:space="preserve"> </w:t>
-      </w:r>
-      <w:r>
-        <w:rPr>
-          <w:rStyle w:val="VerbatimChar"/>
-        </w:rPr>
-        <w:t xml:space="preserve">release/x.y.z</w:t>
-      </w:r>
-      <w:r>
-        <w:t xml:space="preserve"> </w:t>
-      </w:r>
-      <w:r>
-        <w:t xml:space="preserve">분기 → 버전 반영·점검 →</w:t>
-      </w:r>
-      <w:r>
-        <w:t xml:space="preserve"> </w:t>
-      </w:r>
-      <w:r>
-        <w:rPr>
-          <w:rStyle w:val="VerbatimChar"/>
-        </w:rPr>
-        <w:t xml:space="preserve">main</w:t>
-      </w:r>
-      <w:r>
-        <w:t xml:space="preserve"> </w:t>
-      </w:r>
-      <w:r>
-        <w:t xml:space="preserve">으로</w:t>
-      </w:r>
-      <w:r>
-        <w:t xml:space="preserve"> </w:t>
-      </w:r>
-      <w:r>
-        <w:rPr>
-          <w:rStyle w:val="VerbatimChar"/>
-        </w:rPr>
-        <w:t xml:space="preserve">--no-ff</w:t>
-      </w:r>
-      <w:r>
-        <w:t xml:space="preserve"> </w:t>
-      </w:r>
-      <w:r>
-        <w:t xml:space="preserve">병합 후</w:t>
-      </w:r>
-      <w:r>
-        <w:t xml:space="preserve"> </w:t>
-      </w:r>
-      <w:r>
-        <w:rPr>
-          <w:rStyle w:val="VerbatimChar"/>
-        </w:rPr>
-        <w:t xml:space="preserve">vx.y.z</w:t>
-      </w:r>
-      <w:r>
-        <w:t xml:space="preserve"> </w:t>
-      </w:r>
-      <w:r>
-        <w:t xml:space="preserve">태그 →</w:t>
-      </w:r>
-      <w:r>
-        <w:t xml:space="preserve"> </w:t>
-      </w:r>
-      <w:r>
-        <w:rPr>
-          <w:rStyle w:val="VerbatimChar"/>
-        </w:rPr>
-        <w:t xml:space="preserve">develop</w:t>
-      </w:r>
-      <w:r>
-        <w:t xml:space="preserve"> </w:t>
-      </w:r>
-      <w:r>
-        <w:t xml:space="preserve">에도 병합. hotfix 도 같은 방식이다.</w:t>
+        <w:rPr>
+          <w:rStyle w:val="VerbatimChar"/>
+        </w:rPr>
+        <w:t xml:space="preserve">docs/rules/workflow/pull-request.md</w:t>
+      </w:r>
+      <w:r>
+        <w:t xml:space="preserve">,</w:t>
+      </w:r>
+      <w:r>
+        <w:t xml:space="preserve"> </w:t>
+      </w:r>
+      <w:r>
+        <w:rPr>
+          <w:rStyle w:val="VerbatimChar"/>
+        </w:rPr>
+        <w:t xml:space="preserve">release.md</w:t>
+      </w:r>
+      <w:r>
+        <w:t xml:space="preserve"> </w:t>
+      </w:r>
+      <w:r>
+        <w:t xml:space="preserve">(gis-sass 저장소)</w:t>
       </w:r>
     </w:p>
     <w:p>
@@ -2384,326 +2368,6 @@
         <w:numPr>
           <w:ilvl w:val="0"/>
           <w:numId w:val="1006"/>
-        </w:numPr>
-      </w:pPr>
-      <w:r>
-        <w:t xml:space="preserve">첫 릴리스</w:t>
-      </w:r>
-      <w:r>
-        <w:t xml:space="preserve"> </w:t>
-      </w:r>
-      <w:r>
-        <w:rPr>
-          <w:rStyle w:val="VerbatimChar"/>
-        </w:rPr>
-        <w:t xml:space="preserve">v0.1.0</w:t>
-      </w:r>
-      <w:r>
-        <w:t xml:space="preserve"> </w:t>
-      </w:r>
-      <w:r>
-        <w:t xml:space="preserve">은 2026-09-17 에 발행했다(태그와 GitHub Release). main 은 이때 처음 생겼고, main 병합은</w:t>
-      </w:r>
-      <w:r>
-        <w:t xml:space="preserve"> </w:t>
-      </w:r>
-      <w:r>
-        <w:rPr>
-          <w:rStyle w:val="VerbatimChar"/>
-        </w:rPr>
-        <w:t xml:space="preserve">release/0.1.0</w:t>
-      </w:r>
-      <w:r>
-        <w:t xml:space="preserve"> </w:t>
-      </w:r>
-      <w:r>
-        <w:t xml:space="preserve">이 아니라</w:t>
-      </w:r>
-      <w:r>
-        <w:t xml:space="preserve"> </w:t>
-      </w:r>
-      <w:r>
-        <w:rPr>
-          <w:rStyle w:val="VerbatimChar"/>
-        </w:rPr>
-        <w:t xml:space="preserve">feat/T094-main-version</w:t>
-      </w:r>
-      <w:r>
-        <w:t xml:space="preserve"> </w:t>
-      </w:r>
-      <w:r>
-        <w:t xml:space="preserve">브랜치의 PR #37(</w:t>
-      </w:r>
-      <w:r>
-        <w:rPr>
-          <w:rStyle w:val="VerbatimChar"/>
-        </w:rPr>
-        <w:t xml:space="preserve">--no-ff</w:t>
-      </w:r>
-      <w:r>
-        <w:t xml:space="preserve">)로 했으며 병합 커밋(</w:t>
-      </w:r>
-      <w:r>
-        <w:rPr>
-          <w:rStyle w:val="VerbatimChar"/>
-        </w:rPr>
-        <w:t xml:space="preserve">1fd1e88</w:t>
-      </w:r>
-      <w:r>
-        <w:t xml:space="preserve">)에 태그를 붙였다. 버전의 기준은 저장소 루트</w:t>
-      </w:r>
-      <w:r>
-        <w:t xml:space="preserve"> </w:t>
-      </w:r>
-      <w:r>
-        <w:rPr>
-          <w:rStyle w:val="VerbatimChar"/>
-        </w:rPr>
-        <w:t xml:space="preserve">VERSION</w:t>
-      </w:r>
-      <w:r>
-        <w:t xml:space="preserve"> </w:t>
-      </w:r>
-      <w:r>
-        <w:t xml:space="preserve">파일이다. 다만</w:t>
-      </w:r>
-      <w:r>
-        <w:t xml:space="preserve"> </w:t>
-      </w:r>
-      <w:r>
-        <w:rPr>
-          <w:rStyle w:val="VerbatimChar"/>
-        </w:rPr>
-        <w:t xml:space="preserve">VERSION</w:t>
-      </w:r>
-      <w:r>
-        <w:t xml:space="preserve"> </w:t>
-      </w:r>
-      <w:r>
-        <w:t xml:space="preserve">의 값을 실제로 쓰는 곳은 API 빌드(</w:t>
-      </w:r>
-      <w:r>
-        <w:rPr>
-          <w:rStyle w:val="VerbatimChar"/>
-        </w:rPr>
-        <w:t xml:space="preserve">apps/customer/api</w:t>
-      </w:r>
-      <w:r>
-        <w:t xml:space="preserve">·</w:t>
-      </w:r>
-      <w:r>
-        <w:rPr>
-          <w:rStyle w:val="VerbatimChar"/>
-        </w:rPr>
-        <w:t xml:space="preserve">apps/admin/api</w:t>
-      </w:r>
-      <w:r>
-        <w:t xml:space="preserve"> </w:t>
-      </w:r>
-      <w:r>
-        <w:t xml:space="preserve">의</w:t>
-      </w:r>
-      <w:r>
-        <w:t xml:space="preserve"> </w:t>
-      </w:r>
-      <w:r>
-        <w:rPr>
-          <w:rStyle w:val="VerbatimChar"/>
-        </w:rPr>
-        <w:t xml:space="preserve">build.gradle.kts</w:t>
-      </w:r>
-      <w:r>
-        <w:t xml:space="preserve">)뿐이다. Helm chart 의</w:t>
-      </w:r>
-      <w:r>
-        <w:t xml:space="preserve"> </w:t>
-      </w:r>
-      <w:r>
-        <w:rPr>
-          <w:rStyle w:val="VerbatimChar"/>
-        </w:rPr>
-        <w:t xml:space="preserve">Chart.yaml</w:t>
-      </w:r>
-      <w:r>
-        <w:t xml:space="preserve"> </w:t>
-      </w:r>
-      <w:r>
-        <w:rPr>
-          <w:rStyle w:val="VerbatimChar"/>
-        </w:rPr>
-        <w:t xml:space="preserve">version</w:t>
-      </w:r>
-      <w:r>
-        <w:t xml:space="preserve">·</w:t>
-      </w:r>
-      <w:r>
-        <w:rPr>
-          <w:rStyle w:val="VerbatimChar"/>
-        </w:rPr>
-        <w:t xml:space="preserve">appVersion</w:t>
-      </w:r>
-      <w:r>
-        <w:t xml:space="preserve"> </w:t>
-      </w:r>
-      <w:r>
-        <w:t xml:space="preserve">은 릴리스 때 사람이 같은 값으로 직접 맞추고(</w:t>
-      </w:r>
-      <w:r>
-        <w:rPr>
-          <w:rStyle w:val="VerbatimChar"/>
-        </w:rPr>
-        <w:t xml:space="preserve">deploy/charts/gis/README.md</w:t>
-      </w:r>
-      <w:r>
-        <w:t xml:space="preserve">), 이미지의</w:t>
-      </w:r>
-      <w:r>
-        <w:t xml:space="preserve"> </w:t>
-      </w:r>
-      <w:r>
-        <w:rPr>
-          <w:rStyle w:val="VerbatimChar"/>
-        </w:rPr>
-        <w:t xml:space="preserve">vX.Y.Z</w:t>
-      </w:r>
-      <w:r>
-        <w:t xml:space="preserve"> </w:t>
-      </w:r>
-      <w:r>
-        <w:t xml:space="preserve">태그는</w:t>
-      </w:r>
-      <w:r>
-        <w:t xml:space="preserve"> </w:t>
-      </w:r>
-      <w:r>
-        <w:rPr>
-          <w:rStyle w:val="VerbatimChar"/>
-        </w:rPr>
-        <w:t xml:space="preserve">VERSION</w:t>
-      </w:r>
-      <w:r>
-        <w:t xml:space="preserve"> </w:t>
-      </w:r>
-      <w:r>
-        <w:t xml:space="preserve">이 아니라 푸시한 Git 태그에서 만들어지며(</w:t>
-      </w:r>
-      <w:r>
-        <w:rPr>
-          <w:rStyle w:val="VerbatimChar"/>
-        </w:rPr>
-        <w:t xml:space="preserve">build-push.yml</w:t>
-      </w:r>
-      <w:r>
-        <w:t xml:space="preserve">), 이들이</w:t>
-      </w:r>
-      <w:r>
-        <w:t xml:space="preserve"> </w:t>
-      </w:r>
-      <w:r>
-        <w:rPr>
-          <w:rStyle w:val="VerbatimChar"/>
-        </w:rPr>
-        <w:t xml:space="preserve">VERSION</w:t>
-      </w:r>
-      <w:r>
-        <w:t xml:space="preserve"> </w:t>
-      </w:r>
-      <w:r>
-        <w:t xml:space="preserve">과 어긋나는지 보는 자동 검사는 없다(2026-10-16 저장소 점검).</w:t>
-      </w:r>
-    </w:p>
-    <w:p>
-      <w:pPr>
-        <w:pStyle w:val="Heading2"/>
-      </w:pPr>
-      <w:r>
-        <w:t xml:space="preserve">7. 근거 자료</w:t>
-      </w:r>
-    </w:p>
-    <w:p>
-      <w:pPr>
-        <w:pStyle w:val="Compact"/>
-        <w:numPr>
-          <w:ilvl w:val="0"/>
-          <w:numId w:val="1007"/>
-        </w:numPr>
-      </w:pPr>
-      <w:r>
-        <w:rPr>
-          <w:rStyle w:val="VerbatimChar"/>
-        </w:rPr>
-        <w:t xml:space="preserve">docs/rules/git/branch.md</w:t>
-      </w:r>
-      <w:r>
-        <w:t xml:space="preserve">,</w:t>
-      </w:r>
-      <w:r>
-        <w:t xml:space="preserve"> </w:t>
-      </w:r>
-      <w:r>
-        <w:rPr>
-          <w:rStyle w:val="VerbatimChar"/>
-        </w:rPr>
-        <w:t xml:space="preserve">commit-message.md</w:t>
-      </w:r>
-      <w:r>
-        <w:t xml:space="preserve">,</w:t>
-      </w:r>
-      <w:r>
-        <w:t xml:space="preserve"> </w:t>
-      </w:r>
-      <w:r>
-        <w:rPr>
-          <w:rStyle w:val="VerbatimChar"/>
-        </w:rPr>
-        <w:t xml:space="preserve">commit.md</w:t>
-      </w:r>
-      <w:r>
-        <w:t xml:space="preserve"> </w:t>
-      </w:r>
-      <w:r>
-        <w:t xml:space="preserve">(gis-sass 저장소, 2026-07-26 확정)</w:t>
-      </w:r>
-    </w:p>
-    <w:p>
-      <w:pPr>
-        <w:pStyle w:val="Compact"/>
-        <w:numPr>
-          <w:ilvl w:val="0"/>
-          <w:numId w:val="1007"/>
-        </w:numPr>
-      </w:pPr>
-      <w:r>
-        <w:rPr>
-          <w:rStyle w:val="VerbatimChar"/>
-        </w:rPr>
-        <w:t xml:space="preserve">docs/rules/workflow/pull-request.md</w:t>
-      </w:r>
-      <w:r>
-        <w:t xml:space="preserve">,</w:t>
-      </w:r>
-      <w:r>
-        <w:t xml:space="preserve"> </w:t>
-      </w:r>
-      <w:r>
-        <w:rPr>
-          <w:rStyle w:val="VerbatimChar"/>
-        </w:rPr>
-        <w:t xml:space="preserve">release.md</w:t>
-      </w:r>
-      <w:r>
-        <w:t xml:space="preserve"> </w:t>
-      </w:r>
-      <w:r>
-        <w:t xml:space="preserve">(gis-sass 저장소)</w:t>
-      </w:r>
-    </w:p>
-    <w:p>
-      <w:pPr>
-        <w:pStyle w:val="Compact"/>
-        <w:numPr>
-          <w:ilvl w:val="0"/>
-          <w:numId w:val="1007"/>
         </w:numPr>
       </w:pPr>
       <w:r>
@@ -3075,9 +2739,6 @@
     <w:abstractNumId w:val="991"/>
   </w:num>
   <w:num w:numId="1006">
-    <w:abstractNumId w:val="991"/>
-  </w:num>
-  <w:num w:numId="1007">
     <w:abstractNumId w:val="991"/>
   </w:num>
 </w:numbering>

--- a/.ai-workflow/work/tasks/현장방문대비/30 관리 산출물/개발/md2docx/JSA-PF-ST-002_Git 브랜치 커밋 규칙.docx
+++ b/.ai-workflow/work/tasks/현장방문대비/30 관리 산출물/개발/md2docx/JSA-PF-ST-002_Git 브랜치 커밋 규칙.docx
@@ -186,7 +186,7 @@
               <w:pStyle w:val="Compact"/>
             </w:pPr>
             <w:r>
-              <w:t xml:space="preserve">박가람</w:t>
+              <w:t xml:space="preserve">김재헌</w:t>
             </w:r>
           </w:p>
         </w:tc>
@@ -210,7 +210,7 @@
               <w:pStyle w:val="Compact"/>
             </w:pPr>
             <w:r>
-              <w:t xml:space="preserve">-</w:t>
+              <w:t xml:space="preserve">박가람</w:t>
             </w:r>
           </w:p>
         </w:tc>
@@ -338,18 +338,18 @@
               <w:pStyle w:val="Compact"/>
             </w:pPr>
             <w:r>
+              <w:t xml:space="preserve">김재헌</w:t>
+            </w:r>
+          </w:p>
+        </w:tc>
+        <w:tc>
+          <w:tcPr/>
+          <w:p>
+            <w:pPr>
+              <w:pStyle w:val="Compact"/>
+            </w:pPr>
+            <w:r>
               <w:t xml:space="preserve">박가람</w:t>
-            </w:r>
-          </w:p>
-        </w:tc>
-        <w:tc>
-          <w:tcPr/>
-          <w:p>
-            <w:pPr>
-              <w:pStyle w:val="Compact"/>
-            </w:pPr>
-            <w:r>
-              <w:t xml:space="preserve">-</w:t>
             </w:r>
           </w:p>
         </w:tc>
